--- a/Memoria.docx
+++ b/Memoria.docx
@@ -299,6 +299,12 @@
     </w:p>
     <w:sdt>
       <w:sdtPr>
+        <w:rPr>
+          <w:rFonts w:asciiTheme="minorHAnsi" w:eastAsiaTheme="minorEastAsia" w:hAnsiTheme="minorHAnsi" w:cstheme="minorBidi"/>
+          <w:color w:val="auto"/>
+          <w:sz w:val="22"/>
+          <w:szCs w:val="22"/>
+        </w:rPr>
         <w:id w:val="1260338518"/>
         <w:docPartObj>
           <w:docPartGallery w:val="Table of Contents"/>
@@ -307,12 +313,8 @@
       </w:sdtPr>
       <w:sdtEndPr>
         <w:rPr>
-          <w:rFonts w:asciiTheme="minorHAnsi" w:eastAsiaTheme="minorEastAsia" w:hAnsiTheme="minorHAnsi" w:cstheme="minorBidi"/>
           <w:b/>
           <w:bCs/>
-          <w:color w:val="auto"/>
-          <w:sz w:val="22"/>
-          <w:szCs w:val="22"/>
         </w:rPr>
       </w:sdtEndPr>
       <w:sdtContent>
@@ -344,7 +346,7 @@
           <w:r>
             <w:fldChar w:fldCharType="separate"/>
           </w:r>
-          <w:hyperlink w:anchor="_Toc132650585" w:history="1">
+          <w:hyperlink w:anchor="_Toc132752421" w:history="1">
             <w:r>
               <w:rPr>
                 <w:rStyle w:val="Hipervnculo"/>
@@ -374,7 +376,7 @@
                 <w:noProof/>
                 <w:webHidden/>
               </w:rPr>
-              <w:instrText xml:space="preserve"> PAGEREF _Toc132650585 \h </w:instrText>
+              <w:instrText xml:space="preserve"> PAGEREF _Toc132752421 \h </w:instrText>
             </w:r>
             <w:r>
               <w:rPr>
@@ -416,7 +418,7 @@
               <w:lang w:eastAsia="es-ES"/>
             </w:rPr>
           </w:pPr>
-          <w:hyperlink w:anchor="_Toc132650586" w:history="1">
+          <w:hyperlink w:anchor="_Toc132752422" w:history="1">
             <w:r>
               <w:rPr>
                 <w:rStyle w:val="Hipervnculo"/>
@@ -446,7 +448,7 @@
                 <w:noProof/>
                 <w:webHidden/>
               </w:rPr>
-              <w:instrText xml:space="preserve"> PAGEREF _Toc132650586 \h </w:instrText>
+              <w:instrText xml:space="preserve"> PAGEREF _Toc132752422 \h </w:instrText>
             </w:r>
             <w:r>
               <w:rPr>
@@ -466,7 +468,151 @@
                 <w:noProof/>
                 <w:webHidden/>
               </w:rPr>
-              <w:t>2</w:t>
+              <w:t>3</w:t>
+            </w:r>
+            <w:r>
+              <w:rPr>
+                <w:noProof/>
+                <w:webHidden/>
+              </w:rPr>
+              <w:fldChar w:fldCharType="end"/>
+            </w:r>
+          </w:hyperlink>
+        </w:p>
+        <w:p>
+          <w:pPr>
+            <w:pStyle w:val="TDC2"/>
+            <w:tabs>
+              <w:tab w:val="right" w:leader="dot" w:pos="8494"/>
+            </w:tabs>
+            <w:rPr>
+              <w:noProof/>
+              <w:lang w:eastAsia="es-ES"/>
+            </w:rPr>
+          </w:pPr>
+          <w:hyperlink w:anchor="_Toc132752423" w:history="1">
+            <w:r>
+              <w:rPr>
+                <w:rStyle w:val="Hipervnculo"/>
+                <w:rFonts w:ascii="Arial" w:hAnsi="Arial" w:cs="Arial"/>
+                <w:b/>
+                <w:bCs/>
+                <w:noProof/>
+              </w:rPr>
+              <w:t>3-Desarrollo del proyecto</w:t>
+            </w:r>
+            <w:r>
+              <w:rPr>
+                <w:noProof/>
+                <w:webHidden/>
+              </w:rPr>
+              <w:tab/>
+            </w:r>
+            <w:r>
+              <w:rPr>
+                <w:noProof/>
+                <w:webHidden/>
+              </w:rPr>
+              <w:fldChar w:fldCharType="begin"/>
+            </w:r>
+            <w:r>
+              <w:rPr>
+                <w:noProof/>
+                <w:webHidden/>
+              </w:rPr>
+              <w:instrText xml:space="preserve"> PAGEREF _Toc132752423 \h </w:instrText>
+            </w:r>
+            <w:r>
+              <w:rPr>
+                <w:noProof/>
+                <w:webHidden/>
+              </w:rPr>
+            </w:r>
+            <w:r>
+              <w:rPr>
+                <w:noProof/>
+                <w:webHidden/>
+              </w:rPr>
+              <w:fldChar w:fldCharType="separate"/>
+            </w:r>
+            <w:r>
+              <w:rPr>
+                <w:noProof/>
+                <w:webHidden/>
+              </w:rPr>
+              <w:t>5</w:t>
+            </w:r>
+            <w:r>
+              <w:rPr>
+                <w:noProof/>
+                <w:webHidden/>
+              </w:rPr>
+              <w:fldChar w:fldCharType="end"/>
+            </w:r>
+          </w:hyperlink>
+        </w:p>
+        <w:p>
+          <w:pPr>
+            <w:pStyle w:val="TDC2"/>
+            <w:tabs>
+              <w:tab w:val="right" w:leader="dot" w:pos="8494"/>
+            </w:tabs>
+            <w:rPr>
+              <w:noProof/>
+              <w:lang w:eastAsia="es-ES"/>
+            </w:rPr>
+          </w:pPr>
+          <w:hyperlink w:anchor="_Toc132752424" w:history="1">
+            <w:r>
+              <w:rPr>
+                <w:rStyle w:val="Hipervnculo"/>
+                <w:rFonts w:ascii="Arial" w:hAnsi="Arial" w:cs="Arial"/>
+                <w:b/>
+                <w:bCs/>
+                <w:noProof/>
+              </w:rPr>
+              <w:t>Bibliografía</w:t>
+            </w:r>
+            <w:r>
+              <w:rPr>
+                <w:noProof/>
+                <w:webHidden/>
+              </w:rPr>
+              <w:tab/>
+            </w:r>
+            <w:r>
+              <w:rPr>
+                <w:noProof/>
+                <w:webHidden/>
+              </w:rPr>
+              <w:fldChar w:fldCharType="begin"/>
+            </w:r>
+            <w:r>
+              <w:rPr>
+                <w:noProof/>
+                <w:webHidden/>
+              </w:rPr>
+              <w:instrText xml:space="preserve"> PAGEREF _Toc132752424 \h </w:instrText>
+            </w:r>
+            <w:r>
+              <w:rPr>
+                <w:noProof/>
+                <w:webHidden/>
+              </w:rPr>
+            </w:r>
+            <w:r>
+              <w:rPr>
+                <w:noProof/>
+                <w:webHidden/>
+              </w:rPr>
+              <w:fldChar w:fldCharType="separate"/>
+            </w:r>
+            <w:r>
+              <w:rPr>
+                <w:noProof/>
+                <w:webHidden/>
+              </w:rPr>
+              <w:t>5</w:t>
             </w:r>
             <w:r>
               <w:rPr>
@@ -548,7 +694,7 @@
         </w:rPr>
       </w:pPr>
       <w:bookmarkStart w:id="0" w:name="_Toc132649548"/>
-      <w:bookmarkStart w:id="1" w:name="_Toc132650585"/>
+      <w:bookmarkStart w:id="1" w:name="_Toc132752421"/>
       <w:r>
         <w:rPr>
           <w:rFonts w:ascii="Arial" w:hAnsi="Arial" w:cs="Arial"/>
@@ -594,7 +740,15 @@
           <w:sz w:val="24"/>
           <w:szCs w:val="24"/>
         </w:rPr>
-        <w:t xml:space="preserve">El </w:t>
+        <w:t>Él</w:t>
+      </w:r>
+      <w:r>
+        <w:rPr>
+          <w:rFonts w:ascii="Arial" w:hAnsi="Arial" w:cs="Arial"/>
+          <w:sz w:val="24"/>
+          <w:szCs w:val="24"/>
+        </w:rPr>
+        <w:t xml:space="preserve"> </w:t>
       </w:r>
       <w:r>
         <w:rPr>
@@ -659,8 +813,165 @@
           <w:sz w:val="24"/>
           <w:szCs w:val="24"/>
         </w:rPr>
-        <w:t xml:space="preserve">La aplicación tendrá las funcionalidades simples, lo necesario para saber que proyecto busca realizar los demás, y </w:t>
-      </w:r>
+        <w:t>La aplicación</w:t>
+      </w:r>
+      <w:r>
+        <w:rPr>
+          <w:rFonts w:ascii="Arial" w:hAnsi="Arial" w:cs="Arial"/>
+          <w:sz w:val="24"/>
+          <w:szCs w:val="24"/>
+        </w:rPr>
+        <w:t xml:space="preserve"> funciona de manera que puedes publicar el proyecto en mente a un tablón generar, y los demás podrá ver </w:t>
+      </w:r>
+      <w:r>
+        <w:rPr>
+          <w:rFonts w:ascii="Arial" w:hAnsi="Arial" w:cs="Arial"/>
+          <w:sz w:val="24"/>
+          <w:szCs w:val="24"/>
+        </w:rPr>
+        <w:t>qué</w:t>
+      </w:r>
+      <w:r>
+        <w:rPr>
+          <w:rFonts w:ascii="Arial" w:hAnsi="Arial" w:cs="Arial"/>
+          <w:sz w:val="24"/>
+          <w:szCs w:val="24"/>
+        </w:rPr>
+        <w:t xml:space="preserve"> proyecto deseas realizar, y si les interesa se podrá ponerse en contacto contigo mediante un chat que tenemos integrado.</w:t>
+      </w:r>
+    </w:p>
+    <w:p>
+      <w:pPr>
+        <w:spacing w:line="360" w:lineRule="auto"/>
+        <w:ind w:right="851"/>
+        <w:rPr>
+          <w:rFonts w:ascii="Arial" w:hAnsi="Arial" w:cs="Arial"/>
+          <w:sz w:val="24"/>
+          <w:szCs w:val="24"/>
+        </w:rPr>
+      </w:pPr>
+      <w:r>
+        <w:rPr>
+          <w:rFonts w:ascii="Arial" w:hAnsi="Arial" w:cs="Arial"/>
+          <w:sz w:val="24"/>
+          <w:szCs w:val="24"/>
+        </w:rPr>
+        <w:t>La aplicación será muy simple, donde solo puedes realizar 3 funciones, publicar y visualizar proyectos, y el chat para contactar a los demás.</w:t>
+      </w:r>
+    </w:p>
+    <w:p>
+      <w:pPr>
+        <w:spacing w:line="360" w:lineRule="auto"/>
+        <w:ind w:right="851"/>
+        <w:rPr>
+          <w:rFonts w:ascii="Arial" w:hAnsi="Arial" w:cs="Arial"/>
+          <w:sz w:val="24"/>
+          <w:szCs w:val="24"/>
+        </w:rPr>
+      </w:pPr>
+      <w:r>
+        <w:rPr>
+          <w:rFonts w:ascii="Arial" w:hAnsi="Arial" w:cs="Arial"/>
+          <w:sz w:val="24"/>
+          <w:szCs w:val="24"/>
+        </w:rPr>
+        <w:t xml:space="preserve">En cuanto a la interfaz minimalista </w:t>
+      </w:r>
+      <w:r>
+        <w:rPr>
+          <w:rFonts w:ascii="Arial" w:hAnsi="Arial" w:cs="Arial"/>
+          <w:sz w:val="24"/>
+          <w:szCs w:val="24"/>
+        </w:rPr>
+        <w:t>está</w:t>
+      </w:r>
+      <w:r>
+        <w:rPr>
+          <w:rFonts w:ascii="Arial" w:hAnsi="Arial" w:cs="Arial"/>
+          <w:sz w:val="24"/>
+          <w:szCs w:val="24"/>
+        </w:rPr>
+        <w:t xml:space="preserve"> inspirada en la aplicación Trello, </w:t>
+      </w:r>
+      <w:r>
+        <w:rPr>
+          <w:rFonts w:ascii="Arial" w:hAnsi="Arial" w:cs="Arial"/>
+          <w:sz w:val="24"/>
+          <w:szCs w:val="24"/>
+        </w:rPr>
+        <w:t xml:space="preserve">que es una aplicación muy simple, con funcionalidades básicas y no hace </w:t>
+      </w:r>
+      <w:r>
+        <w:rPr>
+          <w:rFonts w:ascii="Arial" w:hAnsi="Arial" w:cs="Arial"/>
+          <w:sz w:val="24"/>
+          <w:szCs w:val="24"/>
+        </w:rPr>
+        <w:t>más</w:t>
+      </w:r>
+      <w:r>
+        <w:rPr>
+          <w:rFonts w:ascii="Arial" w:hAnsi="Arial" w:cs="Arial"/>
+          <w:sz w:val="24"/>
+          <w:szCs w:val="24"/>
+        </w:rPr>
+        <w:t xml:space="preserve"> de lo que puede abarcar, ninguna función sobra y muy intuitivo.</w:t>
+      </w:r>
+    </w:p>
+    <w:p>
+      <w:pPr>
+        <w:spacing w:line="360" w:lineRule="auto"/>
+        <w:ind w:right="851"/>
+        <w:rPr>
+          <w:rFonts w:ascii="Arial" w:hAnsi="Arial" w:cs="Arial"/>
+          <w:sz w:val="24"/>
+          <w:szCs w:val="24"/>
+        </w:rPr>
+      </w:pPr>
+    </w:p>
+    <w:p>
+      <w:pPr>
+        <w:spacing w:line="360" w:lineRule="auto"/>
+        <w:ind w:right="851"/>
+        <w:rPr>
+          <w:rFonts w:ascii="Arial" w:hAnsi="Arial" w:cs="Arial"/>
+          <w:sz w:val="24"/>
+          <w:szCs w:val="24"/>
+        </w:rPr>
+      </w:pPr>
+    </w:p>
+    <w:p>
+      <w:pPr>
+        <w:spacing w:line="360" w:lineRule="auto"/>
+        <w:ind w:right="851"/>
+        <w:rPr>
+          <w:rFonts w:ascii="Arial" w:hAnsi="Arial" w:cs="Arial"/>
+          <w:sz w:val="24"/>
+          <w:szCs w:val="24"/>
+        </w:rPr>
+      </w:pPr>
+    </w:p>
+    <w:p>
+      <w:pPr>
+        <w:spacing w:line="360" w:lineRule="auto"/>
+        <w:ind w:right="851"/>
+        <w:rPr>
+          <w:rFonts w:ascii="Arial" w:hAnsi="Arial" w:cs="Arial"/>
+          <w:sz w:val="24"/>
+          <w:szCs w:val="24"/>
+        </w:rPr>
+      </w:pPr>
+    </w:p>
+    <w:p>
+      <w:pPr>
+        <w:spacing w:line="360" w:lineRule="auto"/>
+        <w:ind w:right="851"/>
+        <w:rPr>
+          <w:rFonts w:ascii="Arial" w:hAnsi="Arial" w:cs="Arial"/>
+          <w:sz w:val="24"/>
+          <w:szCs w:val="24"/>
+        </w:rPr>
+      </w:pPr>
     </w:p>
     <w:p>
       <w:pPr>
@@ -707,7 +1018,7 @@
           <w:u w:val="single"/>
         </w:rPr>
       </w:pPr>
-      <w:bookmarkStart w:id="2" w:name="_Toc132650586"/>
+      <w:bookmarkStart w:id="2" w:name="_Toc132752422"/>
       <w:r>
         <w:rPr>
           <w:rFonts w:ascii="Arial" w:hAnsi="Arial" w:cs="Arial"/>
@@ -717,6 +1028,7 @@
           <w:szCs w:val="32"/>
           <w:u w:val="single"/>
         </w:rPr>
+        <w:lastRenderedPageBreak/>
         <w:t>2-Justificación y objetivos</w:t>
       </w:r>
       <w:bookmarkEnd w:id="2"/>
@@ -724,12 +1036,6 @@
     <w:p>
       <w:pPr>
         <w:spacing w:line="360" w:lineRule="auto"/>
-        <w:ind w:rightChars="851" w:right="1872"/>
-      </w:pPr>
-    </w:p>
-    <w:p>
-      <w:pPr>
-        <w:spacing w:line="360" w:lineRule="auto"/>
         <w:ind w:rightChars="150" w:right="330"/>
         <w:rPr>
           <w:rFonts w:ascii="Arial" w:hAnsi="Arial" w:cs="Arial"/>
@@ -737,6 +1043,398 @@
           <w:szCs w:val="24"/>
         </w:rPr>
       </w:pPr>
+    </w:p>
+    <w:p>
+      <w:pPr>
+        <w:spacing w:line="360" w:lineRule="auto"/>
+        <w:ind w:rightChars="150" w:right="330"/>
+        <w:rPr>
+          <w:rFonts w:ascii="Arial" w:hAnsi="Arial" w:cs="Arial"/>
+          <w:sz w:val="24"/>
+          <w:szCs w:val="24"/>
+        </w:rPr>
+      </w:pPr>
+      <w:r>
+        <w:rPr>
+          <w:rFonts w:ascii="Arial" w:hAnsi="Arial" w:cs="Arial"/>
+          <w:sz w:val="24"/>
+          <w:szCs w:val="24"/>
+        </w:rPr>
+        <w:t xml:space="preserve">La idea surgió de que a mitad curso que 2 DAM (Desarrollo de Aplicaciones Multiplataforma) me apetecía demostrar los conocimientos adquiridos mediante el desarrollo de un minijuego, pero no me sobraba tiempo y quería que algún otro estudiante se interesara </w:t>
+      </w:r>
+      <w:r>
+        <w:rPr>
+          <w:rFonts w:ascii="Arial" w:hAnsi="Arial" w:cs="Arial"/>
+          <w:sz w:val="24"/>
+          <w:szCs w:val="24"/>
+        </w:rPr>
+        <w:t>para poder</w:t>
+      </w:r>
+      <w:r>
+        <w:rPr>
+          <w:rFonts w:ascii="Arial" w:hAnsi="Arial" w:cs="Arial"/>
+          <w:sz w:val="24"/>
+          <w:szCs w:val="24"/>
+        </w:rPr>
+        <w:t xml:space="preserve"> realiz</w:t>
+      </w:r>
+      <w:r>
+        <w:rPr>
+          <w:rFonts w:ascii="Arial" w:hAnsi="Arial" w:cs="Arial"/>
+          <w:sz w:val="24"/>
+          <w:szCs w:val="24"/>
+        </w:rPr>
+        <w:t>ar</w:t>
+      </w:r>
+      <w:r>
+        <w:rPr>
+          <w:rFonts w:ascii="Arial" w:hAnsi="Arial" w:cs="Arial"/>
+          <w:sz w:val="24"/>
+          <w:szCs w:val="24"/>
+        </w:rPr>
+        <w:t xml:space="preserve"> el proyecto entre los dos, pero vi que en mi clase </w:t>
+      </w:r>
+      <w:r>
+        <w:rPr>
+          <w:rFonts w:ascii="Arial" w:hAnsi="Arial" w:cs="Arial"/>
+          <w:sz w:val="24"/>
+          <w:szCs w:val="24"/>
+        </w:rPr>
+        <w:t>nadie se motivaba</w:t>
+      </w:r>
+      <w:r>
+        <w:rPr>
+          <w:rFonts w:ascii="Arial" w:hAnsi="Arial" w:cs="Arial"/>
+          <w:sz w:val="24"/>
+          <w:szCs w:val="24"/>
+        </w:rPr>
+        <w:t>.</w:t>
+      </w:r>
+    </w:p>
+    <w:p>
+      <w:pPr>
+        <w:spacing w:line="360" w:lineRule="auto"/>
+        <w:ind w:rightChars="150" w:right="330"/>
+        <w:rPr>
+          <w:rFonts w:ascii="Arial" w:hAnsi="Arial" w:cs="Arial"/>
+          <w:sz w:val="24"/>
+          <w:szCs w:val="24"/>
+        </w:rPr>
+      </w:pPr>
+      <w:r>
+        <w:rPr>
+          <w:rFonts w:ascii="Arial" w:hAnsi="Arial" w:cs="Arial"/>
+          <w:sz w:val="24"/>
+          <w:szCs w:val="24"/>
+        </w:rPr>
+        <w:t>El curso pasado hice algún minijuego por mi cuenta y aprendí bastante,</w:t>
+      </w:r>
+      <w:r>
+        <w:rPr>
+          <w:rFonts w:ascii="Arial" w:hAnsi="Arial" w:cs="Arial"/>
+          <w:sz w:val="24"/>
+          <w:szCs w:val="24"/>
+        </w:rPr>
+        <w:t xml:space="preserve"> entonces llegué a la conclusión de que la mejor manera de aprender es realizar proyectos de lo que estas aprendiendo. </w:t>
+      </w:r>
+    </w:p>
+    <w:p>
+      <w:pPr>
+        <w:spacing w:line="360" w:lineRule="auto"/>
+        <w:ind w:rightChars="150" w:right="330"/>
+        <w:rPr>
+          <w:rFonts w:ascii="Arial" w:hAnsi="Arial" w:cs="Arial"/>
+          <w:sz w:val="24"/>
+          <w:szCs w:val="24"/>
+        </w:rPr>
+      </w:pPr>
+      <w:r>
+        <w:rPr>
+          <w:rFonts w:ascii="Arial" w:hAnsi="Arial" w:cs="Arial"/>
+          <w:sz w:val="24"/>
+          <w:szCs w:val="24"/>
+        </w:rPr>
+        <w:t xml:space="preserve">Mi objetivo es que </w:t>
+      </w:r>
+      <w:r>
+        <w:rPr>
+          <w:rFonts w:ascii="Arial" w:hAnsi="Arial" w:cs="Arial"/>
+          <w:sz w:val="24"/>
+          <w:szCs w:val="24"/>
+        </w:rPr>
+        <w:t>más</w:t>
+      </w:r>
+      <w:r>
+        <w:rPr>
+          <w:rFonts w:ascii="Arial" w:hAnsi="Arial" w:cs="Arial"/>
+          <w:sz w:val="24"/>
+          <w:szCs w:val="24"/>
+        </w:rPr>
+        <w:t xml:space="preserve"> gente pueda llegar a experimentar la gratificación de haber terminado un proyecto</w:t>
+      </w:r>
+      <w:r>
+        <w:rPr>
+          <w:rFonts w:ascii="Arial" w:hAnsi="Arial" w:cs="Arial"/>
+          <w:sz w:val="24"/>
+          <w:szCs w:val="24"/>
+        </w:rPr>
+        <w:t xml:space="preserve"> y haber aprendido algo en el proceso.</w:t>
+      </w:r>
+    </w:p>
+    <w:p>
+      <w:pPr>
+        <w:spacing w:line="360" w:lineRule="auto"/>
+        <w:ind w:rightChars="150" w:right="330"/>
+        <w:rPr>
+          <w:rFonts w:ascii="Arial" w:hAnsi="Arial" w:cs="Arial"/>
+          <w:sz w:val="24"/>
+          <w:szCs w:val="24"/>
+        </w:rPr>
+      </w:pPr>
+      <w:r>
+        <w:rPr>
+          <w:rFonts w:ascii="Arial" w:hAnsi="Arial" w:cs="Arial"/>
+          <w:sz w:val="24"/>
+          <w:szCs w:val="24"/>
+        </w:rPr>
+        <w:t xml:space="preserve">Debido a las experiencias pasadas en proyectos grupales, llegue a otra conclusión, que si se trabaja en equipo todos los miembros puede salir beneficiado, debido a que uno puede cubrir las debilidades de los demás, </w:t>
+      </w:r>
+      <w:r>
+        <w:rPr>
+          <w:rFonts w:ascii="Arial" w:hAnsi="Arial" w:cs="Arial"/>
+          <w:sz w:val="24"/>
+          <w:szCs w:val="24"/>
+        </w:rPr>
+        <w:t xml:space="preserve">y te puedes apoyar en sus fortalezas, </w:t>
+      </w:r>
+      <w:r>
+        <w:rPr>
+          <w:rFonts w:ascii="Arial" w:hAnsi="Arial" w:cs="Arial"/>
+          <w:sz w:val="24"/>
+          <w:szCs w:val="24"/>
+        </w:rPr>
+        <w:t xml:space="preserve">también </w:t>
+      </w:r>
+      <w:r>
+        <w:rPr>
+          <w:rFonts w:ascii="Arial" w:hAnsi="Arial" w:cs="Arial"/>
+          <w:sz w:val="24"/>
+          <w:szCs w:val="24"/>
+        </w:rPr>
+        <w:t>está</w:t>
+      </w:r>
+      <w:r>
+        <w:rPr>
+          <w:rFonts w:ascii="Arial" w:hAnsi="Arial" w:cs="Arial"/>
+          <w:sz w:val="24"/>
+          <w:szCs w:val="24"/>
+        </w:rPr>
+        <w:t xml:space="preserve"> el dicho </w:t>
+      </w:r>
+      <w:r>
+        <w:rPr>
+          <w:rFonts w:ascii="Arial" w:hAnsi="Arial" w:cs="Arial"/>
+          <w:sz w:val="24"/>
+          <w:szCs w:val="24"/>
+        </w:rPr>
+        <w:t>que dice:</w:t>
+      </w:r>
+      <w:r>
+        <w:rPr>
+          <w:rFonts w:ascii="Arial" w:hAnsi="Arial" w:cs="Arial"/>
+          <w:sz w:val="24"/>
+          <w:szCs w:val="24"/>
+        </w:rPr>
+        <w:t xml:space="preserve"> </w:t>
+      </w:r>
+      <w:r>
+        <w:rPr>
+          <w:rFonts w:ascii="Arial" w:hAnsi="Arial" w:cs="Arial"/>
+          <w:sz w:val="24"/>
+          <w:szCs w:val="24"/>
+        </w:rPr>
+        <w:t>dos mentes piensan mejor</w:t>
+      </w:r>
+      <w:r>
+        <w:rPr>
+          <w:rFonts w:ascii="Arial" w:hAnsi="Arial" w:cs="Arial"/>
+          <w:sz w:val="24"/>
+          <w:szCs w:val="24"/>
+        </w:rPr>
+        <w:t xml:space="preserve"> que uno, si a algún integrante del equipo no se </w:t>
+      </w:r>
+      <w:r>
+        <w:rPr>
+          <w:rFonts w:ascii="Arial" w:hAnsi="Arial" w:cs="Arial"/>
+          <w:sz w:val="24"/>
+          <w:szCs w:val="24"/>
+        </w:rPr>
+        <w:t>atasca los demás</w:t>
+      </w:r>
+      <w:r>
+        <w:rPr>
+          <w:rFonts w:ascii="Arial" w:hAnsi="Arial" w:cs="Arial"/>
+          <w:sz w:val="24"/>
+          <w:szCs w:val="24"/>
+        </w:rPr>
+        <w:t xml:space="preserve"> puede ayudarle, así no tiene tanto peso de trabajo.</w:t>
+      </w:r>
+    </w:p>
+    <w:p>
+      <w:pPr>
+        <w:spacing w:line="360" w:lineRule="auto"/>
+        <w:ind w:rightChars="150" w:right="330"/>
+        <w:rPr>
+          <w:rFonts w:ascii="Arial" w:hAnsi="Arial" w:cs="Arial"/>
+          <w:sz w:val="24"/>
+          <w:szCs w:val="24"/>
+        </w:rPr>
+      </w:pPr>
+      <w:r>
+        <w:rPr>
+          <w:rFonts w:ascii="Arial" w:hAnsi="Arial" w:cs="Arial"/>
+          <w:sz w:val="24"/>
+          <w:szCs w:val="24"/>
+        </w:rPr>
+        <w:t>También podemos encontrarnos en el caso de que algunos proyectos requieran una cantidad de capital para llevarse a cabo, en este caso si el equipo son varios integrantes el capital que debe aportar cada uno no es tan alto.</w:t>
+      </w:r>
+    </w:p>
+    <w:p>
+      <w:pPr>
+        <w:spacing w:line="360" w:lineRule="auto"/>
+        <w:ind w:rightChars="150" w:right="330"/>
+        <w:rPr>
+          <w:rFonts w:ascii="Arial" w:hAnsi="Arial" w:cs="Arial"/>
+          <w:sz w:val="24"/>
+          <w:szCs w:val="24"/>
+        </w:rPr>
+      </w:pPr>
+      <w:r>
+        <w:rPr>
+          <w:rFonts w:ascii="Arial" w:hAnsi="Arial" w:cs="Arial"/>
+          <w:sz w:val="24"/>
+          <w:szCs w:val="24"/>
+        </w:rPr>
+        <w:t>Comparando el proyecto individual y el grupal, el grupal genera mejores resultados.</w:t>
+      </w:r>
+    </w:p>
+    <w:p>
+      <w:pPr>
+        <w:spacing w:line="360" w:lineRule="auto"/>
+        <w:ind w:rightChars="150" w:right="330"/>
+        <w:rPr>
+          <w:rFonts w:ascii="Arial" w:hAnsi="Arial" w:cs="Arial"/>
+          <w:sz w:val="24"/>
+          <w:szCs w:val="24"/>
+        </w:rPr>
+      </w:pPr>
+      <w:r>
+        <w:rPr>
+          <w:rFonts w:ascii="Arial" w:hAnsi="Arial" w:cs="Arial"/>
+          <w:sz w:val="24"/>
+          <w:szCs w:val="24"/>
+        </w:rPr>
+        <w:t>Los proyectos grupales también es una buena manera de conocer a gente, no puedes trabajar bien en equipo si no conoces bien a tus compañeros de equipo.</w:t>
+      </w:r>
+    </w:p>
+    <w:p>
+      <w:pPr>
+        <w:spacing w:line="360" w:lineRule="auto"/>
+        <w:ind w:rightChars="150" w:right="330"/>
+        <w:rPr>
+          <w:rFonts w:ascii="Arial" w:hAnsi="Arial" w:cs="Arial"/>
+          <w:sz w:val="24"/>
+          <w:szCs w:val="24"/>
+        </w:rPr>
+      </w:pPr>
+    </w:p>
+    <w:p>
+      <w:pPr>
+        <w:spacing w:line="360" w:lineRule="auto"/>
+        <w:ind w:rightChars="150" w:right="330"/>
+        <w:rPr>
+          <w:rFonts w:ascii="Arial" w:hAnsi="Arial" w:cs="Arial"/>
+          <w:sz w:val="24"/>
+          <w:szCs w:val="24"/>
+        </w:rPr>
+      </w:pPr>
+    </w:p>
+    <w:p>
+      <w:pPr>
+        <w:spacing w:line="360" w:lineRule="auto"/>
+        <w:ind w:rightChars="150" w:right="330"/>
+        <w:rPr>
+          <w:rFonts w:ascii="Arial" w:hAnsi="Arial" w:cs="Arial"/>
+          <w:sz w:val="24"/>
+          <w:szCs w:val="24"/>
+        </w:rPr>
+      </w:pPr>
+    </w:p>
+    <w:p>
+      <w:pPr>
+        <w:spacing w:line="360" w:lineRule="auto"/>
+        <w:ind w:rightChars="150" w:right="330"/>
+        <w:rPr>
+          <w:rFonts w:ascii="Arial" w:hAnsi="Arial" w:cs="Arial"/>
+          <w:sz w:val="24"/>
+          <w:szCs w:val="24"/>
+        </w:rPr>
+      </w:pPr>
+      <w:r>
+        <w:rPr>
+          <w:rFonts w:ascii="Arial" w:hAnsi="Arial" w:cs="Arial"/>
+          <w:sz w:val="24"/>
+          <w:szCs w:val="24"/>
+        </w:rPr>
+        <w:lastRenderedPageBreak/>
+        <w:t xml:space="preserve">Este proyecto busca principalmente que los estudiantes no dejen sus proyectos personales de lado porque no tienen tiempo o conocimientos suficientes, o simplemente no le </w:t>
+      </w:r>
+      <w:r>
+        <w:rPr>
+          <w:rFonts w:ascii="Arial" w:hAnsi="Arial" w:cs="Arial"/>
+          <w:sz w:val="24"/>
+          <w:szCs w:val="24"/>
+        </w:rPr>
+        <w:t>motiva el hecho de</w:t>
+      </w:r>
+      <w:r>
+        <w:rPr>
+          <w:rFonts w:ascii="Arial" w:hAnsi="Arial" w:cs="Arial"/>
+          <w:sz w:val="24"/>
+          <w:szCs w:val="24"/>
+        </w:rPr>
+        <w:t xml:space="preserve"> realizar un proyecto en solitario.</w:t>
+      </w:r>
+    </w:p>
+    <w:p>
+      <w:pPr>
+        <w:spacing w:line="360" w:lineRule="auto"/>
+        <w:ind w:rightChars="150" w:right="330"/>
+        <w:rPr>
+          <w:rFonts w:ascii="Arial" w:hAnsi="Arial" w:cs="Arial"/>
+          <w:sz w:val="24"/>
+          <w:szCs w:val="24"/>
+        </w:rPr>
+      </w:pPr>
+      <w:r>
+        <w:rPr>
+          <w:rFonts w:ascii="Arial" w:hAnsi="Arial" w:cs="Arial"/>
+          <w:sz w:val="24"/>
+          <w:szCs w:val="24"/>
+        </w:rPr>
+        <w:t>El proyecto inicialmente será solo para el ámbito de informática, pero en un futuro podemos ampliarlo a otras ramas educativas también, como en robótica, carpintería…</w:t>
+      </w:r>
+    </w:p>
+    <w:p>
+      <w:pPr>
+        <w:spacing w:line="360" w:lineRule="auto"/>
+        <w:ind w:rightChars="150" w:right="330"/>
+        <w:rPr>
+          <w:rFonts w:ascii="Arial" w:hAnsi="Arial" w:cs="Arial"/>
+          <w:sz w:val="24"/>
+          <w:szCs w:val="24"/>
+        </w:rPr>
+      </w:pPr>
       <w:r>
         <w:rPr>
           <w:rFonts w:ascii="Arial" w:hAnsi="Arial" w:cs="Arial"/>
@@ -751,7 +1449,15 @@
           <w:sz w:val="24"/>
           <w:szCs w:val="24"/>
         </w:rPr>
-        <w:t>busca principalmente que los estudiantes no dejen sus proyectos personales de lado porque no tienen tiempo o conocimientos suficientes, o simplemente no le apetece realizar un proyecto en solitario.</w:t>
+        <w:t>está</w:t>
+      </w:r>
+      <w:r>
+        <w:rPr>
+          <w:rFonts w:ascii="Arial" w:hAnsi="Arial" w:cs="Arial"/>
+          <w:sz w:val="24"/>
+          <w:szCs w:val="24"/>
+        </w:rPr>
+        <w:t xml:space="preserve"> hecho para estudiantes, pero en un futuro se podría sacar una versión para emprendedores, donde alguien tiene una idea de negocio y busca socios para llevarlo a cabo.</w:t>
       </w:r>
     </w:p>
     <w:p>
@@ -764,6 +1470,14 @@
           <w:szCs w:val="24"/>
         </w:rPr>
       </w:pPr>
+      <w:r>
+        <w:rPr>
+          <w:rFonts w:ascii="Arial" w:hAnsi="Arial" w:cs="Arial"/>
+          <w:sz w:val="24"/>
+          <w:szCs w:val="24"/>
+        </w:rPr>
+        <w:t>Lo que quiero lograr es que los niños vean que aprender también puede ser divertido y no siempre es una carrera a contrarreloj, a los niños no les gusta que les obligues a hacer algo se tiene que motivar a hacerlo o sino no van a aprender nada, que en parte también es algo que busco, intentar motivar a la gente joven a realizar proyectos.</w:t>
+      </w:r>
     </w:p>
     <w:p>
       <w:pPr>
@@ -781,7 +1495,7 @@
           <w:sz w:val="24"/>
           <w:szCs w:val="24"/>
         </w:rPr>
-        <w:t>La idea surgió de que a mitad curso que 2 DAM (Desarrollo de Aplicaciones Multiplataforma) me apetecía demostrar los conocimientos adquiridos mediante el desarrollo de un minijuego, pero no me sobraba tiempo y quería que algún otro estudiante se interesara y realizábamos el proyecto entre los dos, pero vi que en mi clase no se motivaban.</w:t>
+        <w:t>El aprendizaje por proyectos tiene muchísimos beneficios en los niños:</w:t>
       </w:r>
     </w:p>
     <w:p>
@@ -800,7 +1514,23 @@
           <w:sz w:val="24"/>
           <w:szCs w:val="24"/>
         </w:rPr>
-        <w:t>El curso pasado hice algún minijuego por mi cuenta y aprendí bastante, y quise que más gente hiciera lo mismo.</w:t>
+        <w:t>- D</w:t>
+      </w:r>
+      <w:r>
+        <w:rPr>
+          <w:rFonts w:ascii="Arial" w:hAnsi="Arial" w:cs="Arial"/>
+          <w:sz w:val="24"/>
+          <w:szCs w:val="24"/>
+        </w:rPr>
+        <w:t>esarrollan su autonomía y responsabilidad, ya que son los encargados de su propio aprendizaje</w:t>
+      </w:r>
+      <w:r>
+        <w:rPr>
+          <w:rFonts w:ascii="Arial" w:hAnsi="Arial" w:cs="Arial"/>
+          <w:sz w:val="24"/>
+          <w:szCs w:val="24"/>
+        </w:rPr>
+        <w:t>.</w:t>
       </w:r>
     </w:p>
     <w:p>
@@ -813,6 +1543,30 @@
           <w:szCs w:val="24"/>
         </w:rPr>
       </w:pPr>
+      <w:r>
+        <w:rPr>
+          <w:rFonts w:ascii="Arial" w:hAnsi="Arial" w:cs="Arial"/>
+          <w:sz w:val="24"/>
+          <w:szCs w:val="24"/>
+        </w:rPr>
+        <w:t>- D</w:t>
+      </w:r>
+      <w:r>
+        <w:rPr>
+          <w:rFonts w:ascii="Arial" w:hAnsi="Arial" w:cs="Arial"/>
+          <w:sz w:val="24"/>
+          <w:szCs w:val="24"/>
+        </w:rPr>
+        <w:t>esarrollan las habilidades propias de los diferentes alumnos</w:t>
+      </w:r>
+      <w:r>
+        <w:rPr>
+          <w:rFonts w:ascii="Arial" w:hAnsi="Arial" w:cs="Arial"/>
+          <w:sz w:val="24"/>
+          <w:szCs w:val="24"/>
+        </w:rPr>
+        <w:t>.</w:t>
+      </w:r>
     </w:p>
     <w:p>
       <w:pPr>
@@ -824,6 +1578,22 @@
           <w:szCs w:val="24"/>
         </w:rPr>
       </w:pPr>
+      <w:r>
+        <w:rPr>
+          <w:rFonts w:ascii="Arial" w:hAnsi="Arial" w:cs="Arial"/>
+          <w:sz w:val="24"/>
+          <w:szCs w:val="24"/>
+        </w:rPr>
+        <w:t>- A</w:t>
+      </w:r>
+      <w:r>
+        <w:rPr>
+          <w:rFonts w:ascii="Arial" w:hAnsi="Arial" w:cs="Arial"/>
+          <w:sz w:val="24"/>
+          <w:szCs w:val="24"/>
+        </w:rPr>
+        <w:t>prenden a pensar y trabajar de manera creativa e innovadora, desarrollando competencias como el trabajo en equipo, la toma de decisiones, la búsqueda de información, etc.</w:t>
+      </w:r>
     </w:p>
     <w:p>
       <w:pPr>
@@ -836,8 +1606,1094 @@
         </w:rPr>
       </w:pPr>
     </w:p>
+    <w:p>
+      <w:pPr>
+        <w:spacing w:line="360" w:lineRule="auto"/>
+        <w:ind w:rightChars="150" w:right="330"/>
+        <w:rPr>
+          <w:rFonts w:ascii="Arial" w:hAnsi="Arial" w:cs="Arial"/>
+          <w:sz w:val="24"/>
+          <w:szCs w:val="24"/>
+        </w:rPr>
+      </w:pPr>
+    </w:p>
+    <w:p>
+      <w:pPr>
+        <w:spacing w:line="360" w:lineRule="auto"/>
+        <w:ind w:rightChars="150" w:right="330"/>
+        <w:rPr>
+          <w:rFonts w:ascii="Arial" w:hAnsi="Arial" w:cs="Arial"/>
+          <w:sz w:val="24"/>
+          <w:szCs w:val="24"/>
+        </w:rPr>
+      </w:pPr>
+    </w:p>
+    <w:p>
+      <w:pPr>
+        <w:spacing w:line="360" w:lineRule="auto"/>
+        <w:ind w:rightChars="150" w:right="330"/>
+        <w:rPr>
+          <w:rFonts w:ascii="Arial" w:hAnsi="Arial" w:cs="Arial"/>
+          <w:sz w:val="24"/>
+          <w:szCs w:val="24"/>
+        </w:rPr>
+      </w:pPr>
+    </w:p>
+    <w:p>
+      <w:pPr>
+        <w:spacing w:line="360" w:lineRule="auto"/>
+        <w:ind w:rightChars="150" w:right="330"/>
+        <w:rPr>
+          <w:rFonts w:ascii="Arial" w:hAnsi="Arial" w:cs="Arial"/>
+          <w:sz w:val="24"/>
+          <w:szCs w:val="24"/>
+        </w:rPr>
+      </w:pPr>
+    </w:p>
+    <w:p>
+      <w:pPr>
+        <w:spacing w:line="360" w:lineRule="auto"/>
+        <w:ind w:rightChars="150" w:right="330"/>
+        <w:rPr>
+          <w:rFonts w:ascii="Arial" w:hAnsi="Arial" w:cs="Arial"/>
+          <w:sz w:val="24"/>
+          <w:szCs w:val="24"/>
+        </w:rPr>
+      </w:pPr>
+    </w:p>
+    <w:p>
+      <w:pPr>
+        <w:pStyle w:val="Ttulo2"/>
+        <w:rPr>
+          <w:rFonts w:ascii="Arial" w:hAnsi="Arial" w:cs="Arial"/>
+          <w:b/>
+          <w:bCs/>
+          <w:sz w:val="32"/>
+          <w:szCs w:val="32"/>
+          <w:u w:val="single"/>
+        </w:rPr>
+      </w:pPr>
+      <w:bookmarkStart w:id="3" w:name="_Toc132752423"/>
+      <w:r>
+        <w:rPr>
+          <w:rFonts w:ascii="Arial" w:hAnsi="Arial" w:cs="Arial"/>
+          <w:b/>
+          <w:bCs/>
+          <w:sz w:val="32"/>
+          <w:szCs w:val="32"/>
+          <w:u w:val="single"/>
+        </w:rPr>
+        <w:lastRenderedPageBreak/>
+        <w:t>3-Desarrollo del proyecto</w:t>
+      </w:r>
+      <w:bookmarkEnd w:id="3"/>
+    </w:p>
+    <w:p/>
+    <w:p>
+      <w:pPr>
+        <w:rPr>
+          <w:rFonts w:ascii="Arial" w:hAnsi="Arial" w:cs="Arial"/>
+          <w:b/>
+          <w:bCs/>
+          <w:sz w:val="28"/>
+          <w:szCs w:val="28"/>
+        </w:rPr>
+      </w:pPr>
+      <w:r>
+        <w:rPr>
+          <w:rFonts w:ascii="Arial" w:hAnsi="Arial" w:cs="Arial"/>
+          <w:b/>
+          <w:bCs/>
+          <w:sz w:val="28"/>
+          <w:szCs w:val="28"/>
+        </w:rPr>
+        <w:t>Metodologías</w:t>
+      </w:r>
+    </w:p>
+    <w:p>
+      <w:pPr>
+        <w:spacing w:line="360" w:lineRule="auto"/>
+        <w:ind w:right="851"/>
+        <w:rPr>
+          <w:rFonts w:ascii="Arial" w:hAnsi="Arial" w:cs="Arial"/>
+          <w:sz w:val="24"/>
+          <w:szCs w:val="24"/>
+        </w:rPr>
+      </w:pPr>
+      <w:r>
+        <w:rPr>
+          <w:rFonts w:ascii="Arial" w:hAnsi="Arial" w:cs="Arial"/>
+          <w:sz w:val="24"/>
+          <w:szCs w:val="24"/>
+        </w:rPr>
+        <w:t xml:space="preserve">Las metodologías que vamos a aplicar para realizar este proyecto será la metodología agile, </w:t>
+      </w:r>
+      <w:proofErr w:type="spellStart"/>
+      <w:r>
+        <w:rPr>
+          <w:rFonts w:ascii="Arial" w:hAnsi="Arial" w:cs="Arial"/>
+          <w:sz w:val="24"/>
+          <w:szCs w:val="24"/>
+        </w:rPr>
+        <w:t>mas</w:t>
+      </w:r>
+      <w:proofErr w:type="spellEnd"/>
+      <w:r>
+        <w:rPr>
+          <w:rFonts w:ascii="Arial" w:hAnsi="Arial" w:cs="Arial"/>
+          <w:sz w:val="24"/>
+          <w:szCs w:val="24"/>
+        </w:rPr>
+        <w:t xml:space="preserve"> en concreto el SCRUM.</w:t>
+      </w:r>
+    </w:p>
+    <w:p>
+      <w:pPr>
+        <w:spacing w:line="360" w:lineRule="auto"/>
+        <w:ind w:right="851"/>
+        <w:rPr>
+          <w:rFonts w:ascii="Arial" w:hAnsi="Arial" w:cs="Arial"/>
+          <w:sz w:val="24"/>
+          <w:szCs w:val="24"/>
+        </w:rPr>
+      </w:pPr>
+      <w:r>
+        <w:rPr>
+          <w:rFonts w:ascii="Arial" w:hAnsi="Arial" w:cs="Arial"/>
+          <w:sz w:val="24"/>
+          <w:szCs w:val="24"/>
+        </w:rPr>
+        <w:t xml:space="preserve">Escogí esta metodología porque aporta varios beneficios a la hora de trabajar, a diferencia de las metodologías antiguas, como la metodología en cascada, esta es mucho </w:t>
+      </w:r>
+      <w:proofErr w:type="spellStart"/>
+      <w:r>
+        <w:rPr>
+          <w:rFonts w:ascii="Arial" w:hAnsi="Arial" w:cs="Arial"/>
+          <w:sz w:val="24"/>
+          <w:szCs w:val="24"/>
+        </w:rPr>
+        <w:t>mas</w:t>
+      </w:r>
+      <w:proofErr w:type="spellEnd"/>
+      <w:r>
+        <w:rPr>
+          <w:rFonts w:ascii="Arial" w:hAnsi="Arial" w:cs="Arial"/>
+          <w:sz w:val="24"/>
+          <w:szCs w:val="24"/>
+        </w:rPr>
+        <w:t xml:space="preserve"> flexible y muestra mejores resultados ya que en lugar de realizar todo el proyecto y que se evalué el resultado final (metodología </w:t>
+      </w:r>
+      <w:r>
+        <w:rPr>
+          <w:rFonts w:ascii="Arial" w:hAnsi="Arial" w:cs="Arial"/>
+          <w:sz w:val="24"/>
+          <w:szCs w:val="24"/>
+        </w:rPr>
+        <w:t>tradicional</w:t>
+      </w:r>
+      <w:r>
+        <w:rPr>
+          <w:rFonts w:ascii="Arial" w:hAnsi="Arial" w:cs="Arial"/>
+          <w:sz w:val="24"/>
+          <w:szCs w:val="24"/>
+        </w:rPr>
+        <w:t xml:space="preserve">) que puede no gustarle al dueño de la aplicación, en la metodología SCRUM se realiza por </w:t>
+      </w:r>
+      <w:proofErr w:type="spellStart"/>
+      <w:r>
+        <w:rPr>
+          <w:rFonts w:ascii="Arial" w:hAnsi="Arial" w:cs="Arial"/>
+          <w:sz w:val="24"/>
+          <w:szCs w:val="24"/>
+        </w:rPr>
+        <w:t>sprints</w:t>
+      </w:r>
+      <w:proofErr w:type="spellEnd"/>
+      <w:r>
+        <w:rPr>
+          <w:rFonts w:ascii="Arial" w:hAnsi="Arial" w:cs="Arial"/>
+          <w:sz w:val="24"/>
+          <w:szCs w:val="24"/>
+        </w:rPr>
+        <w:t xml:space="preserve"> (pequeños lapsos de tiempo que busca lograr una </w:t>
+      </w:r>
+      <w:r>
+        <w:rPr>
+          <w:rFonts w:ascii="Arial" w:hAnsi="Arial" w:cs="Arial"/>
+          <w:sz w:val="24"/>
+          <w:szCs w:val="24"/>
+        </w:rPr>
+        <w:t xml:space="preserve">funcionalidad), y después de cada sprint se le muestra al dueño para recibir una opinión, un </w:t>
+      </w:r>
+      <w:proofErr w:type="spellStart"/>
+      <w:r>
+        <w:rPr>
+          <w:rFonts w:ascii="Arial" w:hAnsi="Arial" w:cs="Arial"/>
+          <w:sz w:val="24"/>
+          <w:szCs w:val="24"/>
+        </w:rPr>
+        <w:t>feedback</w:t>
+      </w:r>
+      <w:proofErr w:type="spellEnd"/>
+      <w:r>
+        <w:rPr>
+          <w:rFonts w:ascii="Arial" w:hAnsi="Arial" w:cs="Arial"/>
+          <w:sz w:val="24"/>
+          <w:szCs w:val="24"/>
+        </w:rPr>
+        <w:t xml:space="preserve"> y saber si lo que estamos haciendo es lo que busca o no, en caso de que no podemos poner para el siguiente sprint corregir los errores.</w:t>
+      </w:r>
+    </w:p>
+    <w:p>
+      <w:pPr>
+        <w:spacing w:line="360" w:lineRule="auto"/>
+        <w:ind w:right="851"/>
+        <w:rPr>
+          <w:rFonts w:ascii="Arial" w:hAnsi="Arial" w:cs="Arial"/>
+          <w:sz w:val="24"/>
+          <w:szCs w:val="24"/>
+        </w:rPr>
+      </w:pPr>
+      <w:r>
+        <w:rPr>
+          <w:noProof/>
+        </w:rPr>
+        <w:drawing>
+          <wp:anchor distT="0" distB="0" distL="114300" distR="114300" simplePos="0" relativeHeight="251660288" behindDoc="1" locked="0" layoutInCell="1" allowOverlap="1" wp14:anchorId="2AE8B980" wp14:editId="75B4F265">
+            <wp:simplePos x="0" y="0"/>
+            <wp:positionH relativeFrom="margin">
+              <wp:posOffset>-86179</wp:posOffset>
+            </wp:positionH>
+            <wp:positionV relativeFrom="paragraph">
+              <wp:posOffset>191861</wp:posOffset>
+            </wp:positionV>
+            <wp:extent cx="5660571" cy="2565362"/>
+            <wp:effectExtent l="0" t="0" r="0" b="6985"/>
+            <wp:wrapNone/>
+            <wp:docPr id="1" name="Imagen 1" descr="Metodología tradicional vs. Metodología scrum: ¿cuál es la mejor opción  para tu empresa – SAC Panamá"/>
+            <wp:cNvGraphicFramePr>
+              <a:graphicFrameLocks xmlns:a="http://schemas.openxmlformats.org/drawingml/2006/main" noChangeAspect="1"/>
+            </wp:cNvGraphicFramePr>
+            <a:graphic xmlns:a="http://schemas.openxmlformats.org/drawingml/2006/main">
+              <a:graphicData uri="http://schemas.openxmlformats.org/drawingml/2006/picture">
+                <pic:pic xmlns:pic="http://schemas.openxmlformats.org/drawingml/2006/picture">
+                  <pic:nvPicPr>
+                    <pic:cNvPr id="0" name="Picture 1" descr="Metodología tradicional vs. Metodología scrum: ¿cuál es la mejor opción  para tu empresa – SAC Panamá"/>
+                    <pic:cNvPicPr>
+                      <a:picLocks noChangeAspect="1" noChangeArrowheads="1"/>
+                    </pic:cNvPicPr>
+                  </pic:nvPicPr>
+                  <pic:blipFill>
+                    <a:blip r:embed="rId10">
+                      <a:extLst>
+                        <a:ext uri="{28A0092B-C50C-407E-A947-70E740481C1C}">
+                          <a14:useLocalDpi xmlns:a14="http://schemas.microsoft.com/office/drawing/2010/main" val="0"/>
+                        </a:ext>
+                      </a:extLst>
+                    </a:blip>
+                    <a:srcRect/>
+                    <a:stretch>
+                      <a:fillRect/>
+                    </a:stretch>
+                  </pic:blipFill>
+                  <pic:spPr bwMode="auto">
+                    <a:xfrm>
+                      <a:off x="0" y="0"/>
+                      <a:ext cx="5660571" cy="2565362"/>
+                    </a:xfrm>
+                    <a:prstGeom prst="rect">
+                      <a:avLst/>
+                    </a:prstGeom>
+                    <a:noFill/>
+                    <a:ln>
+                      <a:noFill/>
+                    </a:ln>
+                  </pic:spPr>
+                </pic:pic>
+              </a:graphicData>
+            </a:graphic>
+            <wp14:sizeRelH relativeFrom="page">
+              <wp14:pctWidth>0</wp14:pctWidth>
+            </wp14:sizeRelH>
+            <wp14:sizeRelV relativeFrom="page">
+              <wp14:pctHeight>0</wp14:pctHeight>
+            </wp14:sizeRelV>
+          </wp:anchor>
+        </w:drawing>
+      </w:r>
+    </w:p>
+    <w:p>
+      <w:pPr>
+        <w:spacing w:line="360" w:lineRule="auto"/>
+        <w:ind w:right="851"/>
+        <w:rPr>
+          <w:rFonts w:ascii="Arial" w:hAnsi="Arial" w:cs="Arial"/>
+          <w:sz w:val="24"/>
+          <w:szCs w:val="24"/>
+        </w:rPr>
+      </w:pPr>
+    </w:p>
+    <w:p/>
+    <w:p/>
+    <w:p/>
+    <w:p/>
+    <w:p/>
+    <w:p/>
+    <w:p/>
+    <w:p>
+      <w:r>
+        <w:rPr>
+          <w:noProof/>
+        </w:rPr>
+        <mc:AlternateContent>
+          <mc:Choice Requires="wps">
+            <w:drawing>
+              <wp:anchor distT="45720" distB="45720" distL="114300" distR="114300" simplePos="0" relativeHeight="251662336" behindDoc="0" locked="0" layoutInCell="1" allowOverlap="1" wp14:anchorId="432B95D2" wp14:editId="66F7C461">
+                <wp:simplePos x="0" y="0"/>
+                <wp:positionH relativeFrom="margin">
+                  <wp:align>left</wp:align>
+                </wp:positionH>
+                <wp:positionV relativeFrom="paragraph">
+                  <wp:posOffset>83729</wp:posOffset>
+                </wp:positionV>
+                <wp:extent cx="3668395" cy="260985"/>
+                <wp:effectExtent l="0" t="0" r="27305" b="24765"/>
+                <wp:wrapSquare wrapText="bothSides"/>
+                <wp:docPr id="217" name="Cuadro de texto 2"/>
+                <wp:cNvGraphicFramePr>
+                  <a:graphicFrameLocks xmlns:a="http://schemas.openxmlformats.org/drawingml/2006/main"/>
+                </wp:cNvGraphicFramePr>
+                <a:graphic xmlns:a="http://schemas.openxmlformats.org/drawingml/2006/main">
+                  <a:graphicData uri="http://schemas.microsoft.com/office/word/2010/wordprocessingShape">
+                    <wps:wsp>
+                      <wps:cNvSpPr txBox="1">
+                        <a:spLocks noChangeArrowheads="1"/>
+                      </wps:cNvSpPr>
+                      <wps:spPr bwMode="auto">
+                        <a:xfrm>
+                          <a:off x="0" y="0"/>
+                          <a:ext cx="3668395" cy="260985"/>
+                        </a:xfrm>
+                        <a:prstGeom prst="rect">
+                          <a:avLst/>
+                        </a:prstGeom>
+                        <a:solidFill>
+                          <a:srgbClr val="FFFFFF"/>
+                        </a:solidFill>
+                        <a:ln w="9525">
+                          <a:solidFill>
+                            <a:srgbClr val="000000"/>
+                          </a:solidFill>
+                          <a:miter lim="800000"/>
+                          <a:headEnd/>
+                          <a:tailEnd/>
+                        </a:ln>
+                      </wps:spPr>
+                      <wps:txbx>
+                        <w:txbxContent>
+                          <w:p>
+                            <w:r>
+                              <w:t>Figura: Metodología tradicional vs metodología agile</w:t>
+                            </w:r>
+                          </w:p>
+                        </w:txbxContent>
+                      </wps:txbx>
+                      <wps:bodyPr rot="0" vert="horz" wrap="square" lIns="91440" tIns="45720" rIns="91440" bIns="45720" anchor="t" anchorCtr="0">
+                        <a:noAutofit/>
+                      </wps:bodyPr>
+                    </wps:wsp>
+                  </a:graphicData>
+                </a:graphic>
+                <wp14:sizeRelH relativeFrom="margin">
+                  <wp14:pctWidth>0</wp14:pctWidth>
+                </wp14:sizeRelH>
+                <wp14:sizeRelV relativeFrom="margin">
+                  <wp14:pctHeight>0</wp14:pctHeight>
+                </wp14:sizeRelV>
+              </wp:anchor>
+            </w:drawing>
+          </mc:Choice>
+          <mc:Fallback>
+            <w:pict>
+              <v:shapetype w14:anchorId="432B95D2" id="_x0000_t202" coordsize="21600,21600" o:spt="202" path="m,l,21600r21600,l21600,xe">
+                <v:stroke joinstyle="miter"/>
+                <v:path gradientshapeok="t" o:connecttype="rect"/>
+              </v:shapetype>
+              <v:shape id="Cuadro de texto 2" o:spid="_x0000_s1026" type="#_x0000_t202" style="position:absolute;margin-left:0;margin-top:6.6pt;width:288.85pt;height:20.55pt;z-index:251662336;visibility:visible;mso-wrap-style:square;mso-width-percent:0;mso-height-percent:0;mso-wrap-distance-left:9pt;mso-wrap-distance-top:3.6pt;mso-wrap-distance-right:9pt;mso-wrap-distance-bottom:3.6pt;mso-position-horizontal:left;mso-position-horizontal-relative:margin;mso-position-vertical:absolute;mso-position-vertical-relative:text;mso-width-percent:0;mso-height-percent:0;mso-width-relative:margin;mso-height-relative:margin;v-text-anchor:top" o:gfxdata="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">
+                <v:textbox>
+                  <w:txbxContent>
+                    <w:p>
+                      <w:r>
+                        <w:t>Figura: Metodología tradicional vs metodología agile</w:t>
+                      </w:r>
+                    </w:p>
+                  </w:txbxContent>
+                </v:textbox>
+                <w10:wrap type="square" anchorx="margin"/>
+              </v:shape>
+            </w:pict>
+          </mc:Fallback>
+        </mc:AlternateContent>
+      </w:r>
+    </w:p>
+    <w:p/>
+    <w:p/>
+    <w:p>
+      <w:pPr>
+        <w:spacing w:line="360" w:lineRule="auto"/>
+        <w:ind w:right="851"/>
+        <w:rPr>
+          <w:rFonts w:ascii="Arial" w:hAnsi="Arial" w:cs="Arial"/>
+          <w:sz w:val="24"/>
+          <w:szCs w:val="24"/>
+        </w:rPr>
+      </w:pPr>
+      <w:r>
+        <w:rPr>
+          <w:rFonts w:ascii="Arial" w:hAnsi="Arial" w:cs="Arial"/>
+          <w:sz w:val="24"/>
+          <w:szCs w:val="24"/>
+        </w:rPr>
+        <w:t xml:space="preserve">En la imagen podemos ver como la metodología tradicional tiene un planteamiento y análisis exhaustivo para </w:t>
+      </w:r>
+      <w:r>
+        <w:rPr>
+          <w:rFonts w:ascii="Arial" w:hAnsi="Arial" w:cs="Arial"/>
+          <w:sz w:val="24"/>
+          <w:szCs w:val="24"/>
+        </w:rPr>
+        <w:t xml:space="preserve">poder </w:t>
+      </w:r>
+      <w:r>
+        <w:rPr>
+          <w:rFonts w:ascii="Arial" w:hAnsi="Arial" w:cs="Arial"/>
+          <w:sz w:val="24"/>
+          <w:szCs w:val="24"/>
+        </w:rPr>
+        <w:t xml:space="preserve">realizar todo el proyecto </w:t>
+      </w:r>
+      <w:r>
+        <w:rPr>
+          <w:rFonts w:ascii="Arial" w:hAnsi="Arial" w:cs="Arial"/>
+          <w:sz w:val="24"/>
+          <w:szCs w:val="24"/>
+        </w:rPr>
+        <w:t xml:space="preserve">sin problemas </w:t>
+      </w:r>
+      <w:r>
+        <w:rPr>
+          <w:rFonts w:ascii="Arial" w:hAnsi="Arial" w:cs="Arial"/>
+          <w:sz w:val="24"/>
+          <w:szCs w:val="24"/>
+        </w:rPr>
+        <w:t>hasta el final</w:t>
+      </w:r>
+      <w:r>
+        <w:rPr>
+          <w:rFonts w:ascii="Arial" w:hAnsi="Arial" w:cs="Arial"/>
+          <w:sz w:val="24"/>
+          <w:szCs w:val="24"/>
+        </w:rPr>
+        <w:t xml:space="preserve"> y en caso de que surja un problema se </w:t>
+      </w:r>
+      <w:r>
+        <w:rPr>
+          <w:rFonts w:ascii="Arial" w:hAnsi="Arial" w:cs="Arial"/>
+          <w:sz w:val="24"/>
+          <w:szCs w:val="24"/>
+        </w:rPr>
+        <w:lastRenderedPageBreak/>
+        <w:t>debe volver a empezar</w:t>
+      </w:r>
+      <w:r>
+        <w:rPr>
+          <w:rFonts w:ascii="Arial" w:hAnsi="Arial" w:cs="Arial"/>
+          <w:sz w:val="24"/>
+          <w:szCs w:val="24"/>
+        </w:rPr>
+        <w:t xml:space="preserve">, mientras que en el agile </w:t>
+      </w:r>
+      <w:r>
+        <w:rPr>
+          <w:rFonts w:ascii="Arial" w:hAnsi="Arial" w:cs="Arial"/>
+          <w:sz w:val="24"/>
+          <w:szCs w:val="24"/>
+        </w:rPr>
+        <w:t>funciona</w:t>
+      </w:r>
+      <w:r>
+        <w:rPr>
+          <w:rFonts w:ascii="Arial" w:hAnsi="Arial" w:cs="Arial"/>
+          <w:sz w:val="24"/>
+          <w:szCs w:val="24"/>
+        </w:rPr>
+        <w:t xml:space="preserve"> con iteraciones y hace un análisis de cada iteración para que no haya un problema a la hora de desarrollar</w:t>
+      </w:r>
+      <w:r>
+        <w:rPr>
+          <w:rFonts w:ascii="Arial" w:hAnsi="Arial" w:cs="Arial"/>
+          <w:sz w:val="24"/>
+          <w:szCs w:val="24"/>
+        </w:rPr>
+        <w:t xml:space="preserve"> y si surge un problema no hay necesidad de volver al principio, simplemente volvemos a la última iteración buena.</w:t>
+      </w:r>
+      <w:r>
+        <w:rPr>
+          <w:rFonts w:ascii="Arial" w:hAnsi="Arial" w:cs="Arial"/>
+          <w:sz w:val="24"/>
+          <w:szCs w:val="24"/>
+        </w:rPr>
+        <w:t xml:space="preserve"> </w:t>
+      </w:r>
+    </w:p>
+    <w:p>
+      <w:pPr>
+        <w:spacing w:line="360" w:lineRule="auto"/>
+        <w:ind w:right="851"/>
+        <w:rPr>
+          <w:rFonts w:ascii="Arial" w:hAnsi="Arial" w:cs="Arial"/>
+          <w:sz w:val="24"/>
+          <w:szCs w:val="24"/>
+        </w:rPr>
+      </w:pPr>
+    </w:p>
+    <w:p>
+      <w:pPr>
+        <w:spacing w:line="360" w:lineRule="auto"/>
+        <w:ind w:right="851"/>
+        <w:rPr>
+          <w:rFonts w:ascii="Arial" w:hAnsi="Arial" w:cs="Arial"/>
+          <w:sz w:val="24"/>
+          <w:szCs w:val="24"/>
+        </w:rPr>
+      </w:pPr>
+      <w:r>
+        <w:rPr>
+          <w:rFonts w:ascii="Arial" w:hAnsi="Arial" w:cs="Arial"/>
+          <w:sz w:val="24"/>
+          <w:szCs w:val="24"/>
+        </w:rPr>
+        <w:t xml:space="preserve">Los archivos del seguimiento de la metodología SCRUM también conocidos cono </w:t>
+      </w:r>
+      <w:proofErr w:type="spellStart"/>
+      <w:r>
+        <w:rPr>
+          <w:rFonts w:ascii="Arial" w:hAnsi="Arial" w:cs="Arial"/>
+          <w:sz w:val="24"/>
+          <w:szCs w:val="24"/>
+        </w:rPr>
+        <w:t>dialy</w:t>
+      </w:r>
+      <w:proofErr w:type="spellEnd"/>
+      <w:r>
+        <w:rPr>
+          <w:rFonts w:ascii="Arial" w:hAnsi="Arial" w:cs="Arial"/>
+          <w:sz w:val="24"/>
+          <w:szCs w:val="24"/>
+        </w:rPr>
+        <w:t xml:space="preserve"> CRUM se entregará aparte. En ellas contendrá toda la información de lo que se ha realizado en cada sprint.</w:t>
+      </w:r>
+    </w:p>
+    <w:p/>
+    <w:p>
+      <w:pPr>
+        <w:rPr>
+          <w:rFonts w:ascii="Arial" w:hAnsi="Arial" w:cs="Arial"/>
+          <w:b/>
+          <w:bCs/>
+          <w:sz w:val="28"/>
+          <w:szCs w:val="28"/>
+        </w:rPr>
+      </w:pPr>
+      <w:r>
+        <w:rPr>
+          <w:rFonts w:ascii="Arial" w:hAnsi="Arial" w:cs="Arial"/>
+          <w:b/>
+          <w:bCs/>
+          <w:sz w:val="28"/>
+          <w:szCs w:val="28"/>
+        </w:rPr>
+        <w:t>Tecnologías utilizadas</w:t>
+      </w:r>
+    </w:p>
+    <w:p>
+      <w:pPr>
+        <w:spacing w:line="360" w:lineRule="auto"/>
+        <w:ind w:right="851"/>
+        <w:rPr>
+          <w:rFonts w:ascii="Arial" w:hAnsi="Arial" w:cs="Arial"/>
+          <w:sz w:val="24"/>
+          <w:szCs w:val="24"/>
+        </w:rPr>
+      </w:pPr>
+      <w:r>
+        <w:rPr>
+          <w:rFonts w:ascii="Arial" w:hAnsi="Arial" w:cs="Arial"/>
+          <w:sz w:val="24"/>
+          <w:szCs w:val="24"/>
+        </w:rPr>
+        <w:t xml:space="preserve">La aplicación va a tener el Front hecho en </w:t>
+      </w:r>
+      <w:proofErr w:type="spellStart"/>
+      <w:r>
+        <w:rPr>
+          <w:rFonts w:ascii="Arial" w:hAnsi="Arial" w:cs="Arial"/>
+          <w:sz w:val="24"/>
+          <w:szCs w:val="24"/>
+        </w:rPr>
+        <w:t>React</w:t>
+      </w:r>
+      <w:proofErr w:type="spellEnd"/>
+      <w:r>
+        <w:rPr>
+          <w:rFonts w:ascii="Arial" w:hAnsi="Arial" w:cs="Arial"/>
+          <w:sz w:val="24"/>
+          <w:szCs w:val="24"/>
+        </w:rPr>
+        <w:t xml:space="preserve"> Native, tecnología hibrida para desarrollar </w:t>
+      </w:r>
+      <w:proofErr w:type="gramStart"/>
+      <w:r>
+        <w:rPr>
+          <w:rFonts w:ascii="Arial" w:hAnsi="Arial" w:cs="Arial"/>
+          <w:sz w:val="24"/>
+          <w:szCs w:val="24"/>
+        </w:rPr>
+        <w:t>apps</w:t>
+      </w:r>
+      <w:proofErr w:type="gramEnd"/>
+      <w:r>
+        <w:rPr>
+          <w:rFonts w:ascii="Arial" w:hAnsi="Arial" w:cs="Arial"/>
+          <w:sz w:val="24"/>
+          <w:szCs w:val="24"/>
+        </w:rPr>
+        <w:t xml:space="preserve"> </w:t>
+      </w:r>
+      <w:r>
+        <w:rPr>
+          <w:rFonts w:ascii="Arial" w:hAnsi="Arial" w:cs="Arial"/>
+          <w:sz w:val="24"/>
+          <w:szCs w:val="24"/>
+        </w:rPr>
+        <w:t>móviles</w:t>
+      </w:r>
+      <w:r>
+        <w:rPr>
+          <w:rFonts w:ascii="Arial" w:hAnsi="Arial" w:cs="Arial"/>
+          <w:sz w:val="24"/>
+          <w:szCs w:val="24"/>
+        </w:rPr>
+        <w:t>,</w:t>
+      </w:r>
+    </w:p>
+    <w:p>
+      <w:pPr>
+        <w:spacing w:line="360" w:lineRule="auto"/>
+        <w:ind w:right="851"/>
+        <w:rPr>
+          <w:rFonts w:ascii="Arial" w:hAnsi="Arial" w:cs="Arial"/>
+          <w:sz w:val="24"/>
+          <w:szCs w:val="24"/>
+        </w:rPr>
+      </w:pPr>
+      <w:r>
+        <w:rPr>
+          <w:rFonts w:ascii="Arial" w:hAnsi="Arial" w:cs="Arial"/>
+          <w:sz w:val="24"/>
+          <w:szCs w:val="24"/>
+        </w:rPr>
+        <w:t>En cuanto al servidor http se desarrollará en Java, que posteriormente será alojada en un servicio en línea como el AWS.</w:t>
+      </w:r>
+    </w:p>
+    <w:p>
+      <w:pPr>
+        <w:spacing w:line="360" w:lineRule="auto"/>
+        <w:ind w:right="851"/>
+        <w:rPr>
+          <w:rFonts w:ascii="Arial" w:hAnsi="Arial" w:cs="Arial"/>
+          <w:sz w:val="24"/>
+          <w:szCs w:val="24"/>
+        </w:rPr>
+      </w:pPr>
+      <w:r>
+        <w:rPr>
+          <w:rFonts w:ascii="Arial" w:hAnsi="Arial" w:cs="Arial"/>
+          <w:sz w:val="24"/>
+          <w:szCs w:val="24"/>
+        </w:rPr>
+        <w:t xml:space="preserve">En cuando al chat se desarrollará con </w:t>
+      </w:r>
+      <w:proofErr w:type="spellStart"/>
+      <w:r>
+        <w:rPr>
+          <w:rFonts w:ascii="Arial" w:hAnsi="Arial" w:cs="Arial"/>
+          <w:sz w:val="24"/>
+          <w:szCs w:val="24"/>
+        </w:rPr>
+        <w:t>firebase</w:t>
+      </w:r>
+      <w:proofErr w:type="spellEnd"/>
+      <w:r>
+        <w:rPr>
+          <w:rFonts w:ascii="Arial" w:hAnsi="Arial" w:cs="Arial"/>
+          <w:sz w:val="24"/>
+          <w:szCs w:val="24"/>
+        </w:rPr>
+        <w:t xml:space="preserve"> un servicio de base de datos en línea proporcionado por Google.</w:t>
+      </w:r>
+    </w:p>
+    <w:p>
+      <w:pPr>
+        <w:spacing w:line="360" w:lineRule="auto"/>
+        <w:ind w:right="851"/>
+        <w:rPr>
+          <w:rFonts w:ascii="Arial" w:hAnsi="Arial" w:cs="Arial"/>
+          <w:sz w:val="24"/>
+          <w:szCs w:val="24"/>
+        </w:rPr>
+      </w:pPr>
+      <w:r>
+        <w:rPr>
+          <w:rFonts w:ascii="Arial" w:hAnsi="Arial" w:cs="Arial"/>
+          <w:sz w:val="24"/>
+          <w:szCs w:val="24"/>
+        </w:rPr>
+        <w:t xml:space="preserve">La base de datos del servidor http será mongo </w:t>
+      </w:r>
+      <w:proofErr w:type="spellStart"/>
+      <w:r>
+        <w:rPr>
+          <w:rFonts w:ascii="Arial" w:hAnsi="Arial" w:cs="Arial"/>
+          <w:sz w:val="24"/>
+          <w:szCs w:val="24"/>
+        </w:rPr>
+        <w:t>db</w:t>
+      </w:r>
+      <w:proofErr w:type="spellEnd"/>
+      <w:r>
+        <w:rPr>
+          <w:rFonts w:ascii="Arial" w:hAnsi="Arial" w:cs="Arial"/>
+          <w:sz w:val="24"/>
+          <w:szCs w:val="24"/>
+        </w:rPr>
+        <w:t xml:space="preserve"> que también estará alojada en </w:t>
+      </w:r>
+      <w:proofErr w:type="spellStart"/>
+      <w:r>
+        <w:rPr>
+          <w:rFonts w:ascii="Arial" w:hAnsi="Arial" w:cs="Arial"/>
+          <w:sz w:val="24"/>
+          <w:szCs w:val="24"/>
+        </w:rPr>
+        <w:t>aws</w:t>
+      </w:r>
+      <w:proofErr w:type="spellEnd"/>
+      <w:r>
+        <w:rPr>
+          <w:rFonts w:ascii="Arial" w:hAnsi="Arial" w:cs="Arial"/>
+          <w:sz w:val="24"/>
+          <w:szCs w:val="24"/>
+        </w:rPr>
+        <w:t>.</w:t>
+      </w:r>
+    </w:p>
+    <w:p>
+      <w:pPr>
+        <w:spacing w:line="360" w:lineRule="auto"/>
+        <w:ind w:right="851"/>
+        <w:rPr>
+          <w:rFonts w:ascii="Arial" w:hAnsi="Arial" w:cs="Arial"/>
+          <w:sz w:val="24"/>
+          <w:szCs w:val="24"/>
+        </w:rPr>
+      </w:pPr>
+    </w:p>
+    <w:p>
+      <w:pPr>
+        <w:spacing w:line="360" w:lineRule="auto"/>
+        <w:ind w:right="851"/>
+        <w:rPr>
+          <w:rFonts w:ascii="Arial" w:hAnsi="Arial" w:cs="Arial"/>
+          <w:b/>
+          <w:bCs/>
+          <w:sz w:val="28"/>
+          <w:szCs w:val="28"/>
+        </w:rPr>
+      </w:pPr>
+      <w:r>
+        <w:rPr>
+          <w:rFonts w:ascii="Arial" w:hAnsi="Arial" w:cs="Arial"/>
+          <w:b/>
+          <w:bCs/>
+          <w:sz w:val="28"/>
+          <w:szCs w:val="28"/>
+        </w:rPr>
+        <w:t xml:space="preserve">Estructura de la </w:t>
+      </w:r>
+      <w:proofErr w:type="gramStart"/>
+      <w:r>
+        <w:rPr>
+          <w:rFonts w:ascii="Arial" w:hAnsi="Arial" w:cs="Arial"/>
+          <w:b/>
+          <w:bCs/>
+          <w:sz w:val="28"/>
+          <w:szCs w:val="28"/>
+        </w:rPr>
+        <w:t>app</w:t>
+      </w:r>
+      <w:proofErr w:type="gramEnd"/>
+    </w:p>
+    <w:p>
+      <w:pPr>
+        <w:spacing w:line="360" w:lineRule="auto"/>
+        <w:ind w:right="851"/>
+        <w:rPr>
+          <w:rFonts w:ascii="Arial" w:hAnsi="Arial" w:cs="Arial"/>
+          <w:sz w:val="24"/>
+          <w:szCs w:val="24"/>
+        </w:rPr>
+      </w:pPr>
+      <w:r>
+        <w:rPr>
+          <w:rFonts w:ascii="Arial" w:hAnsi="Arial" w:cs="Arial"/>
+          <w:sz w:val="24"/>
+          <w:szCs w:val="24"/>
+        </w:rPr>
+        <w:t>La aplicación tendrá las siguientes ventanas:</w:t>
+      </w:r>
+    </w:p>
+    <w:p>
+      <w:pPr>
+        <w:spacing w:line="360" w:lineRule="auto"/>
+        <w:ind w:right="851"/>
+        <w:rPr>
+          <w:rFonts w:ascii="Arial" w:hAnsi="Arial" w:cs="Arial"/>
+          <w:sz w:val="24"/>
+          <w:szCs w:val="24"/>
+        </w:rPr>
+      </w:pPr>
+      <w:r>
+        <w:rPr>
+          <w:rFonts w:ascii="Arial" w:hAnsi="Arial" w:cs="Arial"/>
+          <w:sz w:val="24"/>
+          <w:szCs w:val="24"/>
+        </w:rPr>
+        <w:t>-</w:t>
+      </w:r>
+      <w:proofErr w:type="spellStart"/>
+      <w:r>
+        <w:rPr>
+          <w:rFonts w:ascii="Arial" w:hAnsi="Arial" w:cs="Arial"/>
+          <w:sz w:val="24"/>
+          <w:szCs w:val="24"/>
+        </w:rPr>
+        <w:t>Login</w:t>
+      </w:r>
+      <w:proofErr w:type="spellEnd"/>
+    </w:p>
+    <w:p>
+      <w:pPr>
+        <w:spacing w:line="360" w:lineRule="auto"/>
+        <w:ind w:right="851"/>
+        <w:rPr>
+          <w:rFonts w:ascii="Arial" w:hAnsi="Arial" w:cs="Arial"/>
+          <w:sz w:val="24"/>
+          <w:szCs w:val="24"/>
+        </w:rPr>
+      </w:pPr>
+      <w:r>
+        <w:rPr>
+          <w:rFonts w:ascii="Arial" w:hAnsi="Arial" w:cs="Arial"/>
+          <w:sz w:val="24"/>
+          <w:szCs w:val="24"/>
+        </w:rPr>
+        <w:t>-Registrar</w:t>
+      </w:r>
+    </w:p>
+    <w:p>
+      <w:pPr>
+        <w:spacing w:line="360" w:lineRule="auto"/>
+        <w:ind w:right="851"/>
+        <w:rPr>
+          <w:rFonts w:ascii="Arial" w:hAnsi="Arial" w:cs="Arial"/>
+          <w:sz w:val="24"/>
+          <w:szCs w:val="24"/>
+        </w:rPr>
+      </w:pPr>
+      <w:r>
+        <w:rPr>
+          <w:rFonts w:ascii="Arial" w:hAnsi="Arial" w:cs="Arial"/>
+          <w:sz w:val="24"/>
+          <w:szCs w:val="24"/>
+        </w:rPr>
+        <w:t>-Home: te lleva al tablón de proyectos disponibles</w:t>
+      </w:r>
+    </w:p>
+    <w:p>
+      <w:pPr>
+        <w:spacing w:line="360" w:lineRule="auto"/>
+        <w:ind w:right="851"/>
+        <w:rPr>
+          <w:rFonts w:ascii="Arial" w:hAnsi="Arial" w:cs="Arial"/>
+          <w:sz w:val="24"/>
+          <w:szCs w:val="24"/>
+        </w:rPr>
+      </w:pPr>
+      <w:r>
+        <w:rPr>
+          <w:rFonts w:ascii="Arial" w:hAnsi="Arial" w:cs="Arial"/>
+          <w:sz w:val="24"/>
+          <w:szCs w:val="24"/>
+        </w:rPr>
+        <w:t>-Crear proyectos</w:t>
+      </w:r>
+    </w:p>
+    <w:p>
+      <w:pPr>
+        <w:spacing w:line="360" w:lineRule="auto"/>
+        <w:ind w:right="851"/>
+        <w:rPr>
+          <w:rFonts w:ascii="Arial" w:hAnsi="Arial" w:cs="Arial"/>
+          <w:sz w:val="24"/>
+          <w:szCs w:val="24"/>
+        </w:rPr>
+      </w:pPr>
+      <w:r>
+        <w:rPr>
+          <w:rFonts w:ascii="Arial" w:hAnsi="Arial" w:cs="Arial"/>
+          <w:sz w:val="24"/>
+          <w:szCs w:val="24"/>
+        </w:rPr>
+        <w:t>-Modificar proyectos</w:t>
+      </w:r>
+    </w:p>
+    <w:p>
+      <w:pPr>
+        <w:spacing w:line="360" w:lineRule="auto"/>
+        <w:ind w:right="851"/>
+        <w:rPr>
+          <w:rFonts w:ascii="Arial" w:hAnsi="Arial" w:cs="Arial"/>
+          <w:sz w:val="24"/>
+          <w:szCs w:val="24"/>
+        </w:rPr>
+      </w:pPr>
+      <w:r>
+        <w:rPr>
+          <w:rFonts w:ascii="Arial" w:hAnsi="Arial" w:cs="Arial"/>
+          <w:sz w:val="24"/>
+          <w:szCs w:val="24"/>
+        </w:rPr>
+        <w:lastRenderedPageBreak/>
+        <w:t>-Chat de proyecto</w:t>
+      </w:r>
+    </w:p>
+    <w:p>
+      <w:pPr>
+        <w:spacing w:line="360" w:lineRule="auto"/>
+        <w:ind w:right="851"/>
+        <w:rPr>
+          <w:rFonts w:ascii="Arial" w:hAnsi="Arial" w:cs="Arial"/>
+          <w:sz w:val="24"/>
+          <w:szCs w:val="24"/>
+        </w:rPr>
+      </w:pPr>
+      <w:r>
+        <w:rPr>
+          <w:rFonts w:ascii="Arial" w:hAnsi="Arial" w:cs="Arial"/>
+          <w:sz w:val="24"/>
+          <w:szCs w:val="24"/>
+        </w:rPr>
+        <w:t>-Notificaciones</w:t>
+      </w:r>
+    </w:p>
+    <w:p/>
+    <w:p/>
+    <w:p>
+      <w:pPr>
+        <w:pStyle w:val="Ttulo2"/>
+        <w:rPr>
+          <w:rFonts w:ascii="Arial" w:hAnsi="Arial" w:cs="Arial"/>
+          <w:b/>
+          <w:bCs/>
+          <w:sz w:val="32"/>
+          <w:szCs w:val="32"/>
+          <w:u w:val="single"/>
+        </w:rPr>
+      </w:pPr>
+      <w:bookmarkStart w:id="4" w:name="_Toc132752424"/>
+      <w:r>
+        <w:rPr>
+          <w:rFonts w:ascii="Arial" w:hAnsi="Arial" w:cs="Arial"/>
+          <w:b/>
+          <w:bCs/>
+          <w:sz w:val="32"/>
+          <w:szCs w:val="32"/>
+          <w:u w:val="single"/>
+        </w:rPr>
+        <w:t>Bibliografía</w:t>
+      </w:r>
+      <w:bookmarkEnd w:id="4"/>
+    </w:p>
+    <w:p/>
+    <w:p>
+      <w:pPr>
+        <w:rPr>
+          <w:rFonts w:ascii="Arial" w:hAnsi="Arial" w:cs="Arial"/>
+          <w:sz w:val="24"/>
+          <w:szCs w:val="24"/>
+        </w:rPr>
+      </w:pPr>
+      <w:r>
+        <w:rPr>
+          <w:rFonts w:ascii="Arial" w:hAnsi="Arial" w:cs="Arial"/>
+          <w:b/>
+          <w:bCs/>
+          <w:sz w:val="24"/>
+          <w:szCs w:val="24"/>
+        </w:rPr>
+        <w:t>Beneficios del aprendizaje</w:t>
+      </w:r>
+      <w:r>
+        <w:rPr>
+          <w:rFonts w:ascii="Arial" w:hAnsi="Arial" w:cs="Arial"/>
+          <w:sz w:val="24"/>
+          <w:szCs w:val="24"/>
+        </w:rPr>
+        <w:t xml:space="preserve">: </w:t>
+      </w:r>
+      <w:hyperlink r:id="rId11" w:anchor=":~:text=Los%20ni%C3%B1os%20y%20ni%C3%B1as%20aprenden,imaginaci%C3%B3n%20y%20generaci%C3%B3n%20de%20ideas" w:history="1">
+        <w:r>
+          <w:rPr>
+            <w:rStyle w:val="Hipervnculo"/>
+            <w:rFonts w:ascii="Arial" w:hAnsi="Arial" w:cs="Arial"/>
+            <w:sz w:val="24"/>
+            <w:szCs w:val="24"/>
+          </w:rPr>
+          <w:t>https://www.fundaciocreativacio.org/es/blog/el-blog-creativador/los-beneficios-de-aprender-por-proyectos/#:~:text=Los%20ni%C3%B1os%20y%20ni%C3%B1as%20aprenden,imaginaci%C3%B3n%20y%20generaci%C3%B3n%20de%20ideas</w:t>
+        </w:r>
+      </w:hyperlink>
+    </w:p>
+    <w:p>
+      <w:pPr>
+        <w:rPr>
+          <w:rFonts w:ascii="Arial" w:hAnsi="Arial" w:cs="Arial"/>
+          <w:sz w:val="24"/>
+          <w:szCs w:val="24"/>
+        </w:rPr>
+      </w:pPr>
+    </w:p>
+    <w:p>
+      <w:pPr>
+        <w:rPr>
+          <w:rFonts w:ascii="Arial" w:hAnsi="Arial" w:cs="Arial"/>
+          <w:sz w:val="24"/>
+          <w:szCs w:val="24"/>
+        </w:rPr>
+      </w:pPr>
+    </w:p>
     <w:sectPr>
-      <w:headerReference w:type="first" r:id="rId10"/>
+      <w:headerReference w:type="first" r:id="rId12"/>
       <w:pgSz w:w="11906" w:h="16838"/>
       <w:pgMar w:top="1417" w:right="1701" w:bottom="1417" w:left="1701" w:header="708" w:footer="708" w:gutter="0"/>
       <w:pgNumType w:start="0"/>
@@ -2290,6 +4146,18 @@
       </w:tblBorders>
     </w:tblPr>
   </w:style>
+  <w:style w:type="character" w:styleId="Mencinsinresolver">
+    <w:name w:val="Unresolved Mention"/>
+    <w:basedOn w:val="Fuentedeprrafopredeter"/>
+    <w:uiPriority w:val="99"/>
+    <w:semiHidden/>
+    <w:unhideWhenUsed/>
+    <w:rsid w:val="00622178"/>
+    <w:rPr>
+      <w:color w:val="605E5C"/>
+      <w:shd w:val="clear" w:color="auto" w:fill="E1DFDD"/>
+    </w:rPr>
+  </w:style>
 </w:styles>
 </file>
 
